--- a/fuentes/621200_CF5_DU.docx
+++ b/fuentes/621200_CF5_DU.docx
@@ -2108,7 +2108,7 @@
           <w:noProof/>
         </w:rPr>
         <w:drawing>
-          <wp:inline distT="0" distB="0" distL="0" distR="0" wp14:anchorId="2556C62E" wp14:editId="0774B0B9">
+          <wp:inline distT="0" distB="0" distL="0" distR="0" wp14:anchorId="2556C62E" wp14:editId="70DFE444">
             <wp:extent cx="4680000" cy="2632387"/>
             <wp:effectExtent l="0" t="0" r="6350" b="0"/>
             <wp:docPr id="471733013" name="Imagen 22">
@@ -2255,6 +2255,12 @@
               <w:rPr>
                 <w:rFonts w:cstheme="minorHAnsi"/>
               </w:rPr>
+              <w:t>,</w:t>
+            </w:r>
+            <w:r>
+              <w:rPr>
+                <w:rFonts w:cstheme="minorHAnsi"/>
+              </w:rPr>
               <w:t xml:space="preserve"> comunicación y </w:t>
             </w:r>
             <w:r>
@@ -3036,7 +3042,6 @@
         </w:rPr>
         <w:t>Herramientas de inteligencia de negocios (</w:t>
       </w:r>
-      <w:proofErr w:type="gramStart"/>
       <w:r>
         <w:rPr>
           <w:rStyle w:val="Extranjerismo"/>
@@ -3044,7 +3049,6 @@
         </w:rPr>
         <w:t>business intelligence</w:t>
       </w:r>
-      <w:proofErr w:type="gramEnd"/>
       <w:r>
         <w:rPr>
           <w:rFonts w:cstheme="minorHAnsi"/>
@@ -8837,16 +8841,8 @@
         <w:rPr>
           <w:rFonts w:cstheme="minorHAnsi"/>
         </w:rPr>
-        <w:t xml:space="preserve">Origen de los almacenes populares en los </w:t>
-      </w:r>
-      <w:proofErr w:type="gramStart"/>
-      <w:r>
-        <w:rPr>
-          <w:rFonts w:cstheme="minorHAnsi"/>
-        </w:rPr>
-        <w:t>EE.UU.</w:t>
-      </w:r>
-      <w:proofErr w:type="gramEnd"/>
+        <w:t>Origen de los almacenes populares en los EE.UU.</w:t>
+      </w:r>
     </w:p>
     <w:p>
       <w:pPr>
@@ -8924,16 +8920,8 @@
         <w:rPr>
           <w:rFonts w:cstheme="minorHAnsi"/>
         </w:rPr>
-        <w:t xml:space="preserve">Nacimiento de los supermercados en los </w:t>
-      </w:r>
-      <w:proofErr w:type="gramStart"/>
-      <w:r>
-        <w:rPr>
-          <w:rFonts w:cstheme="minorHAnsi"/>
-        </w:rPr>
-        <w:t>EE.UU.</w:t>
-      </w:r>
-      <w:proofErr w:type="gramEnd"/>
+        <w:t>Nacimiento de los supermercados en los EE.UU.</w:t>
+      </w:r>
     </w:p>
     <w:p>
       <w:pPr>
@@ -9776,19 +9764,11 @@
           <w:rFonts w:cstheme="minorHAnsi"/>
         </w:rPr>
       </w:pPr>
-      <w:proofErr w:type="gramStart"/>
-      <w:r>
-        <w:rPr>
-          <w:rFonts w:cstheme="minorHAnsi"/>
-        </w:rPr>
-        <w:t>Destacar</w:t>
-      </w:r>
-      <w:proofErr w:type="gramEnd"/>
-      <w:r>
-        <w:rPr>
-          <w:rFonts w:cstheme="minorHAnsi"/>
-        </w:rPr>
-        <w:t xml:space="preserve"> el producto frente a la competencia en la vitrina o estantería.</w:t>
+      <w:r>
+        <w:rPr>
+          <w:rFonts w:cstheme="minorHAnsi"/>
+        </w:rPr>
+        <w:t>Destacar el producto frente a la competencia en la vitrina o estantería.</w:t>
       </w:r>
     </w:p>
     <w:p>
@@ -12084,21 +12064,7 @@
         <w:rPr>
           <w:rFonts w:cstheme="minorHAnsi"/>
         </w:rPr>
-        <w:t xml:space="preserve">Su misión consiste en dar a conocer nuevos o desconocidos productos o servicios que supongan un cambio o un avance en la concepción de </w:t>
-      </w:r>
-      <w:proofErr w:type="gramStart"/>
-      <w:r>
-        <w:rPr>
-          <w:rFonts w:cstheme="minorHAnsi"/>
-        </w:rPr>
-        <w:t>los mismos</w:t>
-      </w:r>
-      <w:proofErr w:type="gramEnd"/>
-      <w:r>
-        <w:rPr>
-          <w:rFonts w:cstheme="minorHAnsi"/>
-        </w:rPr>
-        <w:t>.</w:t>
+        <w:t>Su misión consiste en dar a conocer nuevos o desconocidos productos o servicios que supongan un cambio o un avance en la concepción de los mismos.</w:t>
       </w:r>
     </w:p>
     <w:p>
@@ -12622,21 +12588,7 @@
         <w:rPr>
           <w:rFonts w:cstheme="minorHAnsi"/>
         </w:rPr>
-        <w:t xml:space="preserve">La publicidad en el punto de venta requiere estrategias claras que permitan captar la atención del consumidor y generar confianza en la compra. Por tal razón se presentan los aspectos esenciales </w:t>
-      </w:r>
-      <w:proofErr w:type="gramStart"/>
-      <w:r>
-        <w:rPr>
-          <w:rFonts w:cstheme="minorHAnsi"/>
-        </w:rPr>
-        <w:t>a</w:t>
-      </w:r>
-      <w:proofErr w:type="gramEnd"/>
-      <w:r>
-        <w:rPr>
-          <w:rFonts w:cstheme="minorHAnsi"/>
-        </w:rPr>
-        <w:t xml:space="preserve"> tener en cuenta, desde el análisis de la competencia hasta el diseño y la comunicación del producto, con el fin de lograr un impacto positivo sin saturar el espacio comercial.</w:t>
+        <w:t>La publicidad en el punto de venta requiere estrategias claras que permitan captar la atención del consumidor y generar confianza en la compra. Por tal razón se presentan los aspectos esenciales a tener en cuenta, desde el análisis de la competencia hasta el diseño y la comunicación del producto, con el fin de lograr un impacto positivo sin saturar el espacio comercial.</w:t>
       </w:r>
     </w:p>
     <w:p>
@@ -13534,7 +13486,7 @@
           <w:noProof/>
         </w:rPr>
         <w:drawing>
-          <wp:inline distT="0" distB="0" distL="0" distR="0" wp14:anchorId="6E949349" wp14:editId="4371FFF2">
+          <wp:inline distT="0" distB="0" distL="0" distR="0" wp14:anchorId="6E949349" wp14:editId="2FF8A508">
             <wp:extent cx="4680000" cy="2632383"/>
             <wp:effectExtent l="0" t="0" r="6350" b="0"/>
             <wp:docPr id="267469900" name="Imagen 13">
@@ -14439,21 +14391,7 @@
         <w:rPr>
           <w:rFonts w:cstheme="minorHAnsi"/>
         </w:rPr>
-        <w:t xml:space="preserve">Similar </w:t>
-      </w:r>
-      <w:proofErr w:type="gramStart"/>
-      <w:r>
-        <w:rPr>
-          <w:rFonts w:cstheme="minorHAnsi"/>
-        </w:rPr>
-        <w:t>que</w:t>
-      </w:r>
-      <w:proofErr w:type="gramEnd"/>
-      <w:r>
-        <w:rPr>
-          <w:rFonts w:cstheme="minorHAnsi"/>
-        </w:rPr>
-        <w:t xml:space="preserve"> en la presentación de plan de negocio, tienen una estructura definida.</w:t>
+        <w:t>Similar que en la presentación de plan de negocio, tienen una estructura definida.</w:t>
       </w:r>
     </w:p>
     <w:p>
@@ -14526,7 +14464,7 @@
           <w:noProof/>
         </w:rPr>
         <w:drawing>
-          <wp:inline distT="0" distB="0" distL="0" distR="0" wp14:anchorId="09063400" wp14:editId="4D39F4D2">
+          <wp:inline distT="0" distB="0" distL="0" distR="0" wp14:anchorId="09063400" wp14:editId="524B5B41">
             <wp:extent cx="4680000" cy="2632383"/>
             <wp:effectExtent l="0" t="0" r="6350" b="0"/>
             <wp:docPr id="1188031998" name="Imagen 14">
@@ -15063,7 +15001,7 @@
           <w:noProof/>
         </w:rPr>
         <w:drawing>
-          <wp:inline distT="0" distB="0" distL="0" distR="0" wp14:anchorId="7E17CF4F" wp14:editId="04626143">
+          <wp:inline distT="0" distB="0" distL="0" distR="0" wp14:anchorId="7E17CF4F" wp14:editId="4D731076">
             <wp:extent cx="4680000" cy="2632383"/>
             <wp:effectExtent l="0" t="0" r="6350" b="0"/>
             <wp:docPr id="144226528" name="Imagen 15">
@@ -16202,21 +16140,7 @@
         <w:rPr>
           <w:rFonts w:cstheme="minorHAnsi"/>
         </w:rPr>
-        <w:t xml:space="preserve">parte esencial para cualquier establecimiento ya que ayuda </w:t>
-      </w:r>
-      <w:proofErr w:type="gramStart"/>
-      <w:r>
-        <w:rPr>
-          <w:rFonts w:cstheme="minorHAnsi"/>
-        </w:rPr>
-        <w:t>a</w:t>
-      </w:r>
-      <w:proofErr w:type="gramEnd"/>
-      <w:r>
-        <w:rPr>
-          <w:rFonts w:cstheme="minorHAnsi"/>
-        </w:rPr>
-        <w:t xml:space="preserve"> incrementar las ventas, mejorando la imagen y la marca ya sea por escaparates atractivos que inciten al público a contemplarlos más tiempo y hacer que entren al establecimiento.</w:t>
+        <w:t>parte esencial para cualquier establecimiento ya que ayuda a incrementar las ventas, mejorando la imagen y la marca ya sea por escaparates atractivos que inciten al público a contemplarlos más tiempo y hacer que entren al establecimiento.</w:t>
       </w:r>
     </w:p>
     <w:p>
@@ -24175,6 +24099,21 @@
 </file>
 
 <file path=customXml/item1.xml><?xml version="1.0" encoding="utf-8"?>
+<b:Sources xmlns:b="http://schemas.openxmlformats.org/officeDocument/2006/bibliography" xmlns="http://schemas.openxmlformats.org/officeDocument/2006/bibliography" SelectedStyle="\APASixthEditionOfficeOnline.xsl" StyleName="APA" Version="6"/>
+</file>
+
+<file path=customXml/item2.xml><?xml version="1.0" encoding="utf-8"?>
+<p:properties xmlns:p="http://schemas.microsoft.com/office/2006/metadata/properties" xmlns:xsi="http://www.w3.org/2001/XMLSchema-instance" xmlns:pc="http://schemas.microsoft.com/office/infopath/2007/PartnerControls">
+  <documentManagement>
+    <TaxCatchAll xmlns="13c90a0b-73bc-4dc0-be5f-28d77b615beb" xsi:nil="true"/>
+    <lcf76f155ced4ddcb4097134ff3c332f xmlns="13c93bba-48ce-428c-bfe5-88b42c19b028">
+      <Terms xmlns="http://schemas.microsoft.com/office/infopath/2007/PartnerControls"/>
+    </lcf76f155ced4ddcb4097134ff3c332f>
+  </documentManagement>
+</p:properties>
+</file>
+
+<file path=customXml/item3.xml><?xml version="1.0" encoding="utf-8"?>
 <ct:contentTypeSchema xmlns:ct="http://schemas.microsoft.com/office/2006/metadata/contentType" xmlns:ma="http://schemas.microsoft.com/office/2006/metadata/properties/metaAttributes" ct:_="" ma:_="" ma:contentTypeName="Documento" ma:contentTypeID="0x0101006A81D6BD42E8DF4C91013959704817E1" ma:contentTypeVersion="15" ma:contentTypeDescription="Crear nuevo documento." ma:contentTypeScope="" ma:versionID="bf4f72ffd194f0963ff564daca6869f7">
   <xsd:schema xmlns:xsd="http://www.w3.org/2001/XMLSchema" xmlns:xs="http://www.w3.org/2001/XMLSchema" xmlns:p="http://schemas.microsoft.com/office/2006/metadata/properties" xmlns:ns2="13c90a0b-73bc-4dc0-be5f-28d77b615beb" xmlns:ns3="13c93bba-48ce-428c-bfe5-88b42c19b028" targetNamespace="http://schemas.microsoft.com/office/2006/metadata/properties" ma:root="true" ma:fieldsID="8718d6f4873a5b1392a45044efa78385" ns2:_="" ns3:_="">
     <xsd:import namespace="13c90a0b-73bc-4dc0-be5f-28d77b615beb"/>
@@ -24409,21 +24348,6 @@
 </ct:contentTypeSchema>
 </file>
 
-<file path=customXml/item2.xml><?xml version="1.0" encoding="utf-8"?>
-<p:properties xmlns:p="http://schemas.microsoft.com/office/2006/metadata/properties" xmlns:xsi="http://www.w3.org/2001/XMLSchema-instance" xmlns:pc="http://schemas.microsoft.com/office/infopath/2007/PartnerControls">
-  <documentManagement>
-    <TaxCatchAll xmlns="13c90a0b-73bc-4dc0-be5f-28d77b615beb" xsi:nil="true"/>
-    <lcf76f155ced4ddcb4097134ff3c332f xmlns="13c93bba-48ce-428c-bfe5-88b42c19b028">
-      <Terms xmlns="http://schemas.microsoft.com/office/infopath/2007/PartnerControls"/>
-    </lcf76f155ced4ddcb4097134ff3c332f>
-  </documentManagement>
-</p:properties>
-</file>
-
-<file path=customXml/item3.xml><?xml version="1.0" encoding="utf-8"?>
-<b:Sources xmlns:b="http://schemas.openxmlformats.org/officeDocument/2006/bibliography" xmlns="http://schemas.openxmlformats.org/officeDocument/2006/bibliography" SelectedStyle="\APASixthEditionOfficeOnline.xsl" StyleName="APA" Version="6"/>
-</file>
-
 <file path=customXml/item4.xml><?xml version="1.0" encoding="utf-8"?>
 <?mso-contentType ?>
 <FormTemplates xmlns="http://schemas.microsoft.com/sharepoint/v3/contenttype/forms">
@@ -24434,6 +24358,25 @@
 </file>
 
 <file path=customXml/itemProps1.xml><?xml version="1.0" encoding="utf-8"?>
+<ds:datastoreItem xmlns:ds="http://schemas.openxmlformats.org/officeDocument/2006/customXml" ds:itemID="{2D2B5832-E448-44FA-9BA7-4210E2303E31}">
+  <ds:schemaRefs>
+    <ds:schemaRef ds:uri="http://schemas.openxmlformats.org/officeDocument/2006/bibliography"/>
+  </ds:schemaRefs>
+</ds:datastoreItem>
+</file>
+
+<file path=customXml/itemProps2.xml><?xml version="1.0" encoding="utf-8"?>
+<ds:datastoreItem xmlns:ds="http://schemas.openxmlformats.org/officeDocument/2006/customXml" ds:itemID="{1279454D-02BE-4A9C-A117-DCD1573E2608}">
+  <ds:schemaRefs>
+    <ds:schemaRef ds:uri="http://schemas.microsoft.com/office/2006/metadata/properties"/>
+    <ds:schemaRef ds:uri="http://schemas.microsoft.com/office/infopath/2007/PartnerControls"/>
+    <ds:schemaRef ds:uri="13c90a0b-73bc-4dc0-be5f-28d77b615beb"/>
+    <ds:schemaRef ds:uri="13c93bba-48ce-428c-bfe5-88b42c19b028"/>
+  </ds:schemaRefs>
+</ds:datastoreItem>
+</file>
+
+<file path=customXml/itemProps3.xml><?xml version="1.0" encoding="utf-8"?>
 <ds:datastoreItem xmlns:ds="http://schemas.openxmlformats.org/officeDocument/2006/customXml" ds:itemID="{59065960-E0CA-4804-83B5-320CBCDCC160}">
   <ds:schemaRefs>
     <ds:schemaRef ds:uri="http://schemas.microsoft.com/office/2006/metadata/contentType"/>
@@ -24452,25 +24395,6 @@
 </ds:datastoreItem>
 </file>
 
-<file path=customXml/itemProps2.xml><?xml version="1.0" encoding="utf-8"?>
-<ds:datastoreItem xmlns:ds="http://schemas.openxmlformats.org/officeDocument/2006/customXml" ds:itemID="{1279454D-02BE-4A9C-A117-DCD1573E2608}">
-  <ds:schemaRefs>
-    <ds:schemaRef ds:uri="http://schemas.microsoft.com/office/2006/metadata/properties"/>
-    <ds:schemaRef ds:uri="http://schemas.microsoft.com/office/infopath/2007/PartnerControls"/>
-    <ds:schemaRef ds:uri="13c90a0b-73bc-4dc0-be5f-28d77b615beb"/>
-    <ds:schemaRef ds:uri="13c93bba-48ce-428c-bfe5-88b42c19b028"/>
-  </ds:schemaRefs>
-</ds:datastoreItem>
-</file>
-
-<file path=customXml/itemProps3.xml><?xml version="1.0" encoding="utf-8"?>
-<ds:datastoreItem xmlns:ds="http://schemas.openxmlformats.org/officeDocument/2006/customXml" ds:itemID="{2D2B5832-E448-44FA-9BA7-4210E2303E31}">
-  <ds:schemaRefs>
-    <ds:schemaRef ds:uri="http://schemas.openxmlformats.org/officeDocument/2006/bibliography"/>
-  </ds:schemaRefs>
-</ds:datastoreItem>
-</file>
-
 <file path=customXml/itemProps4.xml><?xml version="1.0" encoding="utf-8"?>
 <ds:datastoreItem xmlns:ds="http://schemas.openxmlformats.org/officeDocument/2006/customXml" ds:itemID="{10663269-2064-4804-8290-36D4A57F5557}">
   <ds:schemaRefs>
